--- a/flow/20230914_vu_template/drafts/2024-03-g/13-СР-Никифора.docx
+++ b/flow/20230914_vu_template/drafts/2024-03-g/13-СР-Никифора.docx
@@ -3339,33 +3339,23 @@
     </w:p>
     <w:p>
       <w:pPr>
-        <w:spacing w:after="120" w:lineRule="auto"/>
-        <w:jc w:val="both"/>
-        <w:rPr>
-          <w:rFonts w:ascii="Times New Roman" w:cs="Times New Roman" w:eastAsia="Times New Roman" w:hAnsi="Times New Roman"/>
-          <w:sz w:val="24"/>
-          <w:szCs w:val="24"/>
-        </w:rPr>
-      </w:pPr>
-      <w:r>
-        <w:rPr>
-          <w:rFonts w:ascii="Times New Roman" w:cs="Times New Roman" w:eastAsia="Times New Roman" w:hAnsi="Times New Roman"/>
-          <w:i w:val="1"/>
-          <w:color w:val="ff0000"/>
-          <w:sz w:val="24"/>
-          <w:szCs w:val="24"/>
-          <w:rtl w:val="0"/>
-        </w:rPr>
-        <w:t xml:space="preserve">(г. 8, подібний: Як назвемо вас):</w:t>
-      </w:r>
-      <w:r>
-        <w:rPr>
-          <w:rFonts w:ascii="Times New Roman" w:cs="Times New Roman" w:eastAsia="Times New Roman" w:hAnsi="Times New Roman"/>
-          <w:sz w:val="24"/>
-          <w:szCs w:val="24"/>
-          <w:rtl w:val="0"/>
-        </w:rPr>
-        <w:t xml:space="preserve"> Як іменуємо тебе, славний?* – сильного воїна Царя і Бога,* що злочестя безплотних низложив мужньо,* світильника, що мисленним світлом виблискує,* ідолів губителя пресильного,* і подвижника прегарячого,* і законного страдника.* Моли, щоб спаслися* душі наші.</w:t>
+        <w:pStyle w:val="Normal"/>
+      </w:pPr>
+      <w:r>
+        <w:rPr>
+          <w:rFonts w:ascii="Times New Roman" w:hAnsi="Times New Roman"/>
+          <w:i/>
+          <w:color w:val="FF0000"/>
+          <w:sz w:val="24"/>
+        </w:rPr>
+        <w:t>(г. 1, подібний: Небесних хорів):</w:t>
+      </w:r>
+      <w:r>
+        <w:rPr>
+          <w:rFonts w:ascii="Times New Roman" w:hAnsi="Times New Roman"/>
+          <w:sz w:val="24"/>
+        </w:rPr>
+        <w:t xml:space="preserve"> Ручаї твоєї мудрости,* черпані мисленними хмарами,* виточують світові джерело православ’я.* Із них ми, вірні, солодкість черпаючи,* одвертаємося од розливу єресей,* наче од гірких вод Мерри.</w:t>
       </w:r>
     </w:p>
     <w:p>
@@ -3443,22 +3433,14 @@
     </w:p>
     <w:p>
       <w:pPr>
-        <w:spacing w:after="120" w:lineRule="auto"/>
-        <w:jc w:val="both"/>
-        <w:rPr>
-          <w:rFonts w:ascii="Times New Roman" w:cs="Times New Roman" w:eastAsia="Times New Roman" w:hAnsi="Times New Roman"/>
-          <w:sz w:val="24"/>
-          <w:szCs w:val="24"/>
-        </w:rPr>
-      </w:pPr>
-      <w:r>
-        <w:rPr>
-          <w:rFonts w:ascii="Times New Roman" w:cs="Times New Roman" w:eastAsia="Times New Roman" w:hAnsi="Times New Roman"/>
-          <w:sz w:val="24"/>
-          <w:szCs w:val="24"/>
-          <w:rtl w:val="0"/>
-        </w:rPr>
-        <w:t xml:space="preserve">Як наречемо тебе нині, славний?* – ріку води життєносної,* що ллє нам широту духовну,* утисненим у нещастях – повінь зцілень невичерпну,* чашу, що пиття святе узливає,* чудодійника всеістинного,* Безтілесним рівноцінного.* Моли, щоб спаслися* душі наші.</w:t>
+        <w:pStyle w:val="Normal"/>
+      </w:pPr>
+      <w:r>
+        <w:rPr>
+          <w:rFonts w:ascii="Times New Roman" w:hAnsi="Times New Roman"/>
+          <w:sz w:val="24"/>
+        </w:rPr>
+        <w:t>Твоє щонайчистіше тіло,* у гробі лежачи, не зотліло ніскільки,* але цілим виявилося, всеблаженний Никифоре.* Його дбайливо перенісши,* раділи православ’я вихованці,* доброю славою тебе, Богомудрий, ублажаючи.</w:t>
       </w:r>
     </w:p>
     <w:p>
@@ -3506,22 +3488,14 @@
     </w:p>
     <w:p>
       <w:pPr>
-        <w:spacing w:after="120" w:lineRule="auto"/>
-        <w:jc w:val="both"/>
-        <w:rPr>
-          <w:rFonts w:ascii="Times New Roman" w:cs="Times New Roman" w:eastAsia="Times New Roman" w:hAnsi="Times New Roman"/>
-          <w:sz w:val="24"/>
-          <w:szCs w:val="24"/>
-        </w:rPr>
-      </w:pPr>
-      <w:r>
-        <w:rPr>
-          <w:rFonts w:ascii="Times New Roman" w:cs="Times New Roman" w:eastAsia="Times New Roman" w:hAnsi="Times New Roman"/>
-          <w:sz w:val="24"/>
-          <w:szCs w:val="24"/>
-          <w:rtl w:val="0"/>
-        </w:rPr>
-        <w:t xml:space="preserve">Як прозвемо тебе, святий?* – заблуканих наставника або молільника за грішників,* лікаря істинного сущим у бурі нещасть,* благоуханний паросток Раю цінний,* первоплід мучеників і утвердження,* джерело чудес вічноплинне,* подвижника доблесного.* Моли, щоб спаслися* душі наші.</w:t>
+        <w:pStyle w:val="Normal"/>
+      </w:pPr>
+      <w:r>
+        <w:rPr>
+          <w:rFonts w:ascii="Times New Roman" w:hAnsi="Times New Roman"/>
+          <w:sz w:val="24"/>
+        </w:rPr>
+        <w:t>Тебе, що став храмом Божим* божественними діяннями,* приймає храм, Апостольським званням ушанований* – Тебе, всеблаженний, кого священно поховали після поховання* і хто поховав з собою* все єретичне пустослів’я.</w:t>
       </w:r>
     </w:p>
     <w:p>
